--- a/docs/SOMMAIRE_GENERAL_DOCUMENTATION.docx
+++ b/docs/SOMMAIRE_GENERAL_DOCUMENTATION.docx
@@ -103,7 +103,7 @@
           <w:color w:val="132A45"/>
           <w:sz w:val="28"/>
         </w:rPr>
-        <w:t>📑 Sommaire des Documents Officiels (Édition Octobre 2026)</w:t>
+        <w:t>📑 Sommaire des Documents Officiels (Édition Complète Octobre 2026)</w:t>
       </w:r>
     </w:p>
     <w:tbl>
@@ -348,7 +348,7 @@
               <w:rPr>
                 <w:color w:val="1E293B"/>
               </w:rPr>
-              <w:t>Architecture générale, rôles RBAC, règles cliniques (RG-01 à RG-08), bilans de laboratoire, verrous médico-légaux, secret médical, audit trail et modèle économique en FCFA.</w:t>
+              <w:t>Architecture quadripartite, matrice RBAC, règles cliniques (RG-01 à RG-10), double authentification (2FA OTP via Brevo), sécurité anti-brute force, intégrité webhooks FedaPay, bilans de laboratoire, secret médical et modèle économique.</w:t>
             </w:r>
           </w:p>
         </w:tc>
@@ -460,7 +460,7 @@
               <w:rPr>
                 <w:color w:val="1E293B"/>
               </w:rPr>
-              <w:t>Inscription 2 étapes, téléconsultation vidéo, ordonnances avec QR code, bilans de laboratoire &amp; examens (</w:t>
+              <w:t>Inscription avec validation email OTP, double authentification (2FA), téléconsultation vidéo, ordonnances certifiées QR Code, bons de bilans labo (</w:t>
             </w:r>
             <w:r>
               <w:rPr>
@@ -474,7 +474,7 @@
               <w:rPr>
                 <w:color w:val="1E293B"/>
               </w:rPr>
-              <w:t>), téléversement de résultats, commandes en officine et litiges.</w:t>
+              <w:t>), téléversement de résultats, commandes officines et litiges.</w:t>
             </w:r>
           </w:p>
         </w:tc>
@@ -562,7 +562,7 @@
               <w:rPr>
                 <w:color w:val="1E293B"/>
               </w:rPr>
-              <w:t>Médecins généralistes/spécialistes, Cadres CHU &amp; Cliniques</w:t>
+              <w:t>Médecins, Cadres CHU, Super-Admin</w:t>
             </w:r>
           </w:p>
         </w:tc>
@@ -586,7 +586,21 @@
               <w:rPr>
                 <w:color w:val="1E293B"/>
               </w:rPr>
-              <w:t>Alerte d'appel entrant avec sonnerie, prescription d'ordonnances et d'analyses de laboratoire, visualiseur de résultats avec zoom, verrou d'annulation 5 min et dossier chronologique unifié.</w:t>
+              <w:t xml:space="preserve">Connexion 2FA, alerte sonore d'appel entrant, prescription sécurisée (filtrage géolocalisé des stocks), bilans de laboratoire avec visualiseur HD zoom, verrou de 5 min et articulation avec le portail Super-Admin </w:t>
+            </w:r>
+            <w:r>
+              <w:rPr>
+                <w:rFonts w:ascii="Consolas" w:hAnsi="Consolas"/>
+                <w:color w:val="132A45"/>
+                <w:sz w:val="19"/>
+              </w:rPr>
+              <w:t>edoctor_admin</w:t>
+            </w:r>
+            <w:r>
+              <w:rPr>
+                <w:color w:val="1E293B"/>
+              </w:rPr>
+              <w:t>.</w:t>
             </w:r>
           </w:p>
         </w:tc>
@@ -674,7 +688,7 @@
               <w:rPr>
                 <w:color w:val="1E293B"/>
               </w:rPr>
-              <w:t>Pharmaciens titulaires, Adjoints, Préparateurs en pharmacie</w:t>
+              <w:t>Pharmaciens titulaires, Adjoints, Préparateurs</w:t>
             </w:r>
           </w:p>
         </w:tc>
@@ -698,7 +712,7 @@
               <w:rPr>
                 <w:color w:val="1E293B"/>
               </w:rPr>
-              <w:t>Réception des ordonnances, scan QR Code infalsifiable, dispensation, décrémentation des stocks, import / export Excel (.xlsx) et CSV, et alertes de seuil critique.</w:t>
+              <w:t>Connexion 2FA, vérification d'ordonnances par QR Code infalsifiable, dispensation sécurisée, décrémentation automatique des stocks, import / export Excel (.xlsx) et CSV, gestion des seuils critiques et agréments.</w:t>
             </w:r>
           </w:p>
         </w:tc>
@@ -732,7 +746,7 @@
           <w:color w:val="132A45"/>
           <w:sz w:val="28"/>
         </w:rPr>
-        <w:t>🏛️ Cadre &amp; Normes de Référence</w:t>
+        <w:t>🏛️ Cadre, Sécurité &amp; Normes de Référence</w:t>
       </w:r>
     </w:p>
     <w:p>
@@ -821,13 +835,32 @@
           <w:b/>
           <w:color w:val="1E293B"/>
         </w:rPr>
-        <w:t>Conformité technique :</w:t>
+        <w:t>Conformité technique &amp; Sécurité :</w:t>
       </w:r>
       <w:r>
         <w:rPr>
           <w:color w:val="1E293B"/>
         </w:rPr>
-        <w:t xml:space="preserve"> Sécurité HDS, Chiffrement TLS 1.3 / HTTPS, Architecture REST Laravel 11 (PHP 8.4) &amp; Applications Flutter 3.</w:t>
+        <w:t xml:space="preserve"> Chiffrement TLS 1.3 / HTTPS, Double Authentification 2FA (Brevo REST API v3), verrouillage anti-force brute (10 tentatives / 30 min), Webhooks financiers FedaPay protégés par signature HMAC et limitation de débit (60 req/min).</w:t>
+      </w:r>
+    </w:p>
+    <w:p>
+      <w:pPr>
+        <w:pStyle w:val="ListBullet"/>
+        <w:spacing w:before="20" w:after="40" w:line="276" w:lineRule="auto"/>
+      </w:pPr>
+      <w:r>
+        <w:rPr>
+          <w:b/>
+          <w:color w:val="1E293B"/>
+        </w:rPr>
+        <w:t>Stack Technologique :</w:t>
+      </w:r>
+      <w:r>
+        <w:rPr>
+          <w:color w:val="1E293B"/>
+        </w:rPr>
+        <w:t xml:space="preserve"> API Laravel 11 (PHP 8.4) avec PostgreSQL, Applications Mobiles et Web Flutter 3, Portail Super-Admin Docker Nginx SPA déployé sur Dokploy.</w:t>
       </w:r>
     </w:p>
     <w:sectPr>
